--- a/output/Jon_Morgan_CV.docx
+++ b/output/Jon_Morgan_CV.docx
@@ -135,6 +135,20 @@
           <w:color w:val="1A1A1A"/>
           <w:sz w:val="20"/>
         </w:rPr>
+        <w:t>Regulatory &amp; Rating-Framework Delivery — NCC Part J, Green Star, NABERS, BESS and JV3 compliance pathways delivered commercially at scale (Co-Perform); operates inside a framework to a pass/fail or star-rating outcome, not just a modelling exercise — the same discipline the ASRS/ISSB-driven roles now emerging in the market will need applied at asset level.</w:t>
+      </w:r>
+    </w:p>
+    <w:p>
+      <w:pPr>
+        <w:pStyle w:val="ListBullet"/>
+        <w:spacing w:after="80"/>
+      </w:pPr>
+      <w:r>
+        <w:rPr>
+          <w:rFonts w:ascii="Calibri" w:hAnsi="Calibri"/>
+          <w:color w:val="1A1A1A"/>
+          <w:sz w:val="20"/>
+        </w:rPr>
         <w:t>Commercial &amp; Operational Ownership — co-ran an independent ESD consulting practice for nearly a decade, closely involved in service-line profitability, cost management, strategy, branding and team leadership.</w:t>
       </w:r>
     </w:p>
@@ -163,7 +177,7 @@
           <w:color w:val="1A1A1A"/>
           <w:sz w:val="20"/>
         </w:rPr>
-        <w:t>Physical Systems Simulation &amp; Analytics — decades of engineering work modelling fluid dynamics, thermal physics and environmental mechanics against physical reality.</w:t>
+        <w:t>Systems Engineering &amp; Diagnostic Modelling — aerospace/defence-trained systems engineer; applies formal modelling method (abstraction, parameterisation, verification, validation) across aerospace, offshore, aviation, fire-safety and building-physics domains, not just buildings.</w:t>
       </w:r>
     </w:p>
     <w:p>
@@ -522,7 +536,7 @@
           <w:color w:val="1A1A1A"/>
           <w:sz w:val="20"/>
         </w:rPr>
-        <w:t>Climate Resilience &amp; Adaptation · Thermal Dynamics &amp; Building Physics · Fluid Dynamics &amp; Atmospheric Flow · Energy Systems &amp; Infrastructure · Critical Infrastructure &amp; Transport · Offshore &amp; Marine Engineering</w:t>
+        <w:t>Climate Resilience &amp; Adaptation · Regulatory &amp; Rating Frameworks (Green Star, NABERS, NCC Part J, BESS, JV3) · Thermal Dynamics &amp; Building Physics · Fluid Dynamics &amp; Atmospheric Flow · Energy Systems &amp; Infrastructure · Critical Infrastructure &amp; Transport · Offshore &amp; Marine Engineering</w:t>
       </w:r>
     </w:p>
     <w:p>

--- a/output/Jon_Morgan_CV.docx
+++ b/output/Jon_Morgan_CV.docx
@@ -29,7 +29,7 @@
           <w:color w:val="1A1A1A"/>
           <w:sz w:val="22"/>
         </w:rPr>
-        <w:t>Systems Architect — Climate Resilience &amp; Building Performance</w:t>
+        <w:t>Technical Director – Building Performance &amp; Sustainability</w:t>
       </w:r>
     </w:p>
     <w:p>
@@ -59,7 +59,7 @@
           <w:color w:val="1A1A1A"/>
           <w:sz w:val="20"/>
         </w:rPr>
-        <w:t>Systems architect and engineer with close to 30 years' experience helping built-environment leaders navigate physical and climate risk — spanning applied building physics, environmental engineering, and full-stack software development. Co-directed an independent consulting practice while designing local-first computational tools that stress-test assets and decisions against a changing climate. Comfortable owning a problem end-to-end — from the physics, to the data pipeline, to the interface a client actually uses.</w:t>
+        <w:t>Building performance and sustainability engineer with close to 30 years' experience helping built-environment leaders navigate physical and climate risk — spanning applied building physics, environmental engineering, and full-stack software development. Co-directed an independent consulting practice while designing local-first computational tools that stress-test assets and decisions against a changing climate. Comfortable owning a problem end-to-end — from the physics, to the data pipeline, to the interface a client actually uses.</w:t>
       </w:r>
     </w:p>
     <w:p>
@@ -74,7 +74,7 @@
           <w:color w:val="1A1A1A"/>
           <w:sz w:val="20"/>
         </w:rPr>
-        <w:t>“Climate change is outpacing the built environment's ability to adapt. Meeting that gap takes systems thinking and rigorous engineering — translating physical risk into decisions that protect the people and assets exposed to it.”</w:t>
+        <w:t>“Climate change is outpacing the built environment's ability to adapt. Meeting that gap takes systems thinking and rigorous engineering — translating physical risk into decisions that protect people and assets.”</w:t>
       </w:r>
     </w:p>
     <w:p>
@@ -89,7 +89,7 @@
           <w:color w:val="1A1A1A"/>
           <w:sz w:val="20"/>
         </w:rPr>
-        <w:t>Target roles: Director / Principal — Climate Resilience &amp; Building Performance · Sustainability Leadership · Systems Architecture &amp; Digital Twin Advisory · Independent or Associate Consultant</w:t>
+        <w:t>Target roles: Technical Director / Associate Director — Building Performance &amp; Sustainability · Climate Risk &amp; Resilience · Systems Architecture &amp; Digital Twin Advisory · Independent or Associate Consultant</w:t>
       </w:r>
     </w:p>
     <w:p>
@@ -135,7 +135,7 @@
           <w:color w:val="1A1A1A"/>
           <w:sz w:val="20"/>
         </w:rPr>
-        <w:t>Regulatory &amp; Rating-Framework Delivery — NCC Part J, Green Star, NABERS, BESS and JV3 compliance pathways delivered commercially at scale (Co-Perform); operates inside a framework to a pass/fail or star-rating outcome, not just a modelling exercise — the same discipline the ASRS/ISSB-driven roles now emerging in the market will need applied at asset level.</w:t>
+        <w:t>Regulatory &amp; Rating-Framework Delivery — NCC Part J, Green Star, NABERS, BESS and JV3 compliance and certification delivered commercially at scale.</w:t>
       </w:r>
     </w:p>
     <w:p>
@@ -177,7 +177,7 @@
           <w:color w:val="1A1A1A"/>
           <w:sz w:val="20"/>
         </w:rPr>
-        <w:t>Systems Engineering &amp; Diagnostic Modelling — aerospace/defence-trained systems engineer; applies formal modelling method (abstraction, parameterisation, verification, validation) across aerospace, offshore, aviation, fire-safety and building-physics domains, not just buildings.</w:t>
+        <w:t>Systems Engineering &amp; Diagnostic Modelling — aerospace/defence-trained systems engineer; applies formal modelling method (abstraction, parameterisation, verification, validation) across aerospace, offshore, aviation, fire-safety and building-physics domains.</w:t>
       </w:r>
     </w:p>
     <w:p>
@@ -364,6 +364,47 @@
     </w:p>
     <w:p>
       <w:pPr>
+        <w:spacing w:before="160" w:after="40"/>
+      </w:pPr>
+      <w:r>
+        <w:rPr>
+          <w:rFonts w:ascii="Calibri" w:hAnsi="Calibri"/>
+          <w:b/>
+          <w:i w:val="0"/>
+          <w:color w:val="1A1A1A"/>
+          <w:sz w:val="20"/>
+        </w:rPr>
+        <w:t>Early Career — DSTO, Scott Wilson Irwin Johnston, BMT Fluid Mechanics</w:t>
+      </w:r>
+      <w:r>
+        <w:rPr>
+          <w:rFonts w:ascii="Calibri" w:hAnsi="Calibri"/>
+          <w:b w:val="0"/>
+          <w:i w:val="0"/>
+          <w:color w:val="555555"/>
+          <w:sz w:val="18"/>
+        </w:rPr>
+        <w:tab/>
+        <w:t>1996 - 2004, Melbourne / Teddington, UK</w:t>
+      </w:r>
+    </w:p>
+    <w:p>
+      <w:pPr>
+        <w:spacing w:after="140"/>
+      </w:pPr>
+      <w:r>
+        <w:rPr>
+          <w:rFonts w:ascii="Calibri" w:hAnsi="Calibri"/>
+          <w:b w:val="0"/>
+          <w:i w:val="0"/>
+          <w:color w:val="1A1A1A"/>
+          <w:sz w:val="20"/>
+        </w:rPr>
+        <w:t>Aerospace and defence systems engineering roles at DSTO (Defence Science and Technology Organisation), Scott Wilson Irwin Johnston, and BMT Fluid Mechanics, before moving into building physics at Arup.</w:t>
+      </w:r>
+    </w:p>
+    <w:p>
+      <w:pPr>
         <w:spacing w:before="280" w:after="120"/>
         <w:pBdr>
           <w:bottom w:val="single" w:sz="8" w:space="2" w:color="C41230"/>
@@ -434,6 +475,20 @@
           <w:sz w:val="20"/>
         </w:rPr>
         <w:t>Enterprise Reporting &amp; Documentation Engine — designed a data-to-deliverable pipeline (Knack database, PyLaTeX typesetting, containerised batch queuing) replacing manual assembly across ~10 technical reporting types.</w:t>
+      </w:r>
+    </w:p>
+    <w:p>
+      <w:pPr>
+        <w:pStyle w:val="ListBullet"/>
+        <w:spacing w:after="80"/>
+      </w:pPr>
+      <w:r>
+        <w:rPr>
+          <w:rFonts w:ascii="Calibri" w:hAnsi="Calibri"/>
+          <w:color w:val="1A1A1A"/>
+          <w:sz w:val="20"/>
+        </w:rPr>
+        <w:t>Richmond Window Film Retrofit — technical modelling demonstrated an external window film solution would resolve an overheating problem exposing the building owner to legal risk, securing planning approval and a multi-hundred-thousand-dollar retrofit contract.</w:t>
       </w:r>
     </w:p>
     <w:p>
